--- a/src/assets/HUONG_DAN_DINH_DANG_WORD.docx
+++ b/src/assets/HUONG_DAN_DINH_DANG_WORD.docx
@@ -190,7 +190,7 @@
           <w14:ligatures w14:val="standardContextual"/>
         </w:rPr>
         <w:drawing>
-          <wp:inline distT="0" distB="0" distL="0" distR="0" wp14:anchorId="554771F0" wp14:editId="0BE88D79">
+          <wp:inline distT="0" distB="0" distL="0" distR="0" wp14:anchorId="554771F0" wp14:editId="14E9E5EB">
             <wp:extent cx="2661313" cy="1779327"/>
             <wp:effectExtent l="0" t="0" r="5715" b="0"/>
             <wp:docPr id="498596619" name="Picture 4"/>
@@ -655,7 +655,7 @@
           <w14:ligatures w14:val="standardContextual"/>
         </w:rPr>
         <w:drawing>
-          <wp:inline distT="0" distB="0" distL="0" distR="0" wp14:anchorId="5752EBDF" wp14:editId="232FA055">
+          <wp:inline distT="0" distB="0" distL="0" distR="0" wp14:anchorId="5752EBDF" wp14:editId="4FB95B21">
             <wp:extent cx="2661313" cy="1779327"/>
             <wp:effectExtent l="0" t="0" r="5715" b="0"/>
             <wp:docPr id="1644435236" name="Picture 4"/>
@@ -1164,7 +1164,7 @@
           <w14:ligatures w14:val="standardContextual"/>
         </w:rPr>
         <w:drawing>
-          <wp:inline distT="0" distB="0" distL="0" distR="0" wp14:anchorId="16A681AF" wp14:editId="0CC9D3A5">
+          <wp:inline distT="0" distB="0" distL="0" distR="0" wp14:anchorId="16A681AF" wp14:editId="7B859BDD">
             <wp:extent cx="2661313" cy="1779327"/>
             <wp:effectExtent l="0" t="0" r="5715" b="0"/>
             <wp:docPr id="1818601091" name="Picture 4"/>
@@ -1504,7 +1504,7 @@
           <w14:ligatures w14:val="standardContextual"/>
         </w:rPr>
         <w:drawing>
-          <wp:inline distT="0" distB="0" distL="0" distR="0" wp14:anchorId="133C1A32" wp14:editId="03C5B7F3">
+          <wp:inline distT="0" distB="0" distL="0" distR="0" wp14:anchorId="133C1A32" wp14:editId="31F0BCBE">
             <wp:extent cx="2661313" cy="1779327"/>
             <wp:effectExtent l="0" t="0" r="5715" b="0"/>
             <wp:docPr id="1959346177" name="Picture 4"/>
@@ -1576,11 +1576,52 @@
       <w:r>
         <w:rPr>
           <w:rFonts w:ascii="Times New Roman" w:hAnsi="Times New Roman" w:cs="Times New Roman"/>
+          <w:sz w:val="22"/>
+          <w:szCs w:val="22"/>
+        </w:rPr>
+        <w:t>“</w:t>
+      </w:r>
+      <w:r>
+        <w:rPr>
+          <w:rFonts w:ascii="Times New Roman" w:hAnsi="Times New Roman" w:cs="Times New Roman"/>
           <w:color w:val="EE0000"/>
           <w:sz w:val="22"/>
           <w:szCs w:val="22"/>
         </w:rPr>
         <w:t>Extract Load Transform</w:t>
+      </w:r>
+      <w:r>
+        <w:rPr>
+          <w:rFonts w:ascii="Times New Roman" w:hAnsi="Times New Roman" w:cs="Times New Roman"/>
+          <w:sz w:val="22"/>
+          <w:szCs w:val="22"/>
+        </w:rPr>
+        <w:t>”</w:t>
+      </w:r>
+      <w:r>
+        <w:rPr>
+          <w:rFonts w:ascii="Times New Roman" w:hAnsi="Times New Roman" w:cs="Times New Roman"/>
+          <w:sz w:val="22"/>
+          <w:szCs w:val="22"/>
+        </w:rPr>
+        <w:t>, “</w:t>
+      </w:r>
+      <w:r>
+        <w:rPr>
+          <w:rFonts w:ascii="Times New Roman" w:hAnsi="Times New Roman" w:cs="Times New Roman"/>
+          <w:color w:val="FF0000"/>
+          <w:sz w:val="22"/>
+          <w:szCs w:val="22"/>
+        </w:rPr>
+        <w:t>Chiu Chet</w:t>
+      </w:r>
+      <w:r>
+        <w:rPr>
+          <w:rFonts w:ascii="Times New Roman" w:hAnsi="Times New Roman" w:cs="Times New Roman"/>
+          <w:sz w:val="22"/>
+          <w:szCs w:val="22"/>
+        </w:rPr>
+        <w:t>”</w:t>
       </w:r>
     </w:p>
     <w:p>
@@ -1745,7 +1786,7 @@
           <w14:ligatures w14:val="standardContextual"/>
         </w:rPr>
         <w:drawing>
-          <wp:inline distT="0" distB="0" distL="0" distR="0" wp14:anchorId="6449E096" wp14:editId="0139B77B">
+          <wp:inline distT="0" distB="0" distL="0" distR="0" wp14:anchorId="6449E096" wp14:editId="6F4E827C">
             <wp:extent cx="2661313" cy="1779327"/>
             <wp:effectExtent l="0" t="0" r="5715" b="0"/>
             <wp:docPr id="1552575614" name="Picture 4"/>
@@ -2096,7 +2137,7 @@
           <w14:ligatures w14:val="standardContextual"/>
         </w:rPr>
         <w:drawing>
-          <wp:inline distT="0" distB="0" distL="0" distR="0" wp14:anchorId="29472A97" wp14:editId="2A39B8E0">
+          <wp:inline distT="0" distB="0" distL="0" distR="0" wp14:anchorId="29472A97" wp14:editId="68B7D40A">
             <wp:extent cx="2661313" cy="1779327"/>
             <wp:effectExtent l="0" t="0" r="5715" b="0"/>
             <wp:docPr id="64180573" name="Picture 4"/>
@@ -2576,11 +2617,69 @@
       <w:r>
         <w:rPr>
           <w:rFonts w:ascii="Times New Roman" w:hAnsi="Times New Roman" w:cs="Times New Roman"/>
+          <w:sz w:val="22"/>
+          <w:szCs w:val="22"/>
+        </w:rPr>
+        <w:t>“</w:t>
+      </w:r>
+      <w:r>
+        <w:rPr>
+          <w:rFonts w:ascii="Times New Roman" w:hAnsi="Times New Roman" w:cs="Times New Roman"/>
           <w:color w:val="FF0000"/>
           <w:sz w:val="22"/>
           <w:szCs w:val="22"/>
         </w:rPr>
         <w:t>HoanBuCon</w:t>
+      </w:r>
+      <w:r>
+        <w:rPr>
+          <w:rFonts w:ascii="Times New Roman" w:hAnsi="Times New Roman" w:cs="Times New Roman"/>
+          <w:sz w:val="22"/>
+          <w:szCs w:val="22"/>
+        </w:rPr>
+        <w:t>”</w:t>
+      </w:r>
+      <w:r>
+        <w:rPr>
+          <w:rFonts w:ascii="Times New Roman" w:hAnsi="Times New Roman" w:cs="Times New Roman"/>
+          <w:sz w:val="22"/>
+          <w:szCs w:val="22"/>
+        </w:rPr>
+        <w:t>, “</w:t>
+      </w:r>
+      <w:r>
+        <w:rPr>
+          <w:rFonts w:ascii="Times New Roman" w:hAnsi="Times New Roman" w:cs="Times New Roman"/>
+          <w:color w:val="FF0000"/>
+          <w:sz w:val="22"/>
+          <w:szCs w:val="22"/>
+        </w:rPr>
+        <w:t>HoanBuLiem</w:t>
+      </w:r>
+      <w:r>
+        <w:rPr>
+          <w:rFonts w:ascii="Times New Roman" w:hAnsi="Times New Roman" w:cs="Times New Roman"/>
+          <w:sz w:val="22"/>
+          <w:szCs w:val="22"/>
+        </w:rPr>
+        <w:t>”, “</w:t>
+      </w:r>
+      <w:r>
+        <w:rPr>
+          <w:rFonts w:ascii="Times New Roman" w:hAnsi="Times New Roman" w:cs="Times New Roman"/>
+          <w:color w:val="FF0000"/>
+          <w:sz w:val="22"/>
+          <w:szCs w:val="22"/>
+        </w:rPr>
+        <w:t>HoanSigma</w:t>
+      </w:r>
+      <w:r>
+        <w:rPr>
+          <w:rFonts w:ascii="Times New Roman" w:hAnsi="Times New Roman" w:cs="Times New Roman"/>
+          <w:sz w:val="22"/>
+          <w:szCs w:val="22"/>
+        </w:rPr>
+        <w:t>”</w:t>
       </w:r>
     </w:p>
     <w:p>
@@ -2604,6 +2703,18 @@
         </w:rPr>
         <w:t>}</w:t>
       </w:r>
+    </w:p>
+    <w:p>
+      <w:pPr>
+        <w:spacing w:line="276" w:lineRule="auto"/>
+        <w:rPr>
+          <w:rFonts w:ascii="Times New Roman" w:hAnsi="Times New Roman" w:cs="Times New Roman"/>
+          <w:b/>
+          <w:bCs/>
+          <w:sz w:val="22"/>
+          <w:szCs w:val="22"/>
+        </w:rPr>
+      </w:pPr>
     </w:p>
     <w:sectPr>
       <w:pgSz w:w="12240" w:h="15840"/>
